--- a/Received/UKG/ukg, science ans social.docx
+++ b/Received/UKG/ukg, science ans social.docx
@@ -271,23 +271,7 @@
           <w:rFonts w:ascii="Times New Roman" w:hAnsi="Times New Roman" w:cs="Times New Roman"/>
           <w:b/>
         </w:rPr>
-        <w:t xml:space="preserve">Ratnanagar-7, </w:t>
-      </w:r>
-      <w:proofErr w:type="spellStart"/>
-      <w:r>
-        <w:rPr>
-          <w:rFonts w:ascii="Times New Roman" w:hAnsi="Times New Roman" w:cs="Times New Roman"/>
-          <w:b/>
-        </w:rPr>
-        <w:t>Sauraha</w:t>
-      </w:r>
-      <w:proofErr w:type="spellEnd"/>
-      <w:r>
-        <w:rPr>
-          <w:rFonts w:ascii="Times New Roman" w:hAnsi="Times New Roman" w:cs="Times New Roman"/>
-          <w:b/>
-        </w:rPr>
-        <w:t>, Chitwan</w:t>
+        <w:t>Ratnanagar-7, Sauraha, Chitwan</w:t>
       </w:r>
     </w:p>
     <w:p>
@@ -415,30 +399,14 @@
           <w:rFonts w:ascii="Times New Roman" w:hAnsi="Times New Roman" w:cs="Times New Roman"/>
           <w:b/>
         </w:rPr>
-        <w:t xml:space="preserve">Time: </w:t>
-      </w:r>
-      <w:proofErr w:type="gramStart"/>
-      <w:r>
-        <w:rPr>
-          <w:rFonts w:ascii="Times New Roman" w:hAnsi="Times New Roman" w:cs="Times New Roman"/>
-          <w:b/>
-        </w:rPr>
-        <w:t>-</w:t>
-      </w:r>
-      <w:r>
-        <w:rPr>
-          <w:rFonts w:ascii="Times New Roman" w:hAnsi="Times New Roman" w:cs="Times New Roman"/>
-          <w:b/>
-        </w:rPr>
-        <w:t xml:space="preserve">  2</w:t>
-      </w:r>
-      <w:proofErr w:type="gramEnd"/>
-      <w:r>
-        <w:rPr>
-          <w:rFonts w:ascii="Times New Roman" w:hAnsi="Times New Roman" w:cs="Times New Roman"/>
-          <w:b/>
-        </w:rPr>
-        <w:t xml:space="preserve"> hrs.</w:t>
+        <w:t>Time: -</w:t>
+      </w:r>
+      <w:r>
+        <w:rPr>
+          <w:rFonts w:ascii="Times New Roman" w:hAnsi="Times New Roman" w:cs="Times New Roman"/>
+          <w:b/>
+        </w:rPr>
+        <w:t xml:space="preserve">  2 hrs.</w:t>
       </w:r>
       <w:r>
         <w:rPr>
@@ -2384,7 +2352,29 @@
           <w:szCs w:val="36"/>
           <w:lang w:val="en-US"/>
         </w:rPr>
-        <w:t>Q.5.Write any five polite word.</w:t>
+        <w:t>Q.5.Write any five polite word</w:t>
+      </w:r>
+      <w:r>
+        <w:rPr>
+          <w:rFonts w:ascii="Times New Roman" w:hAnsi="Times New Roman" w:cs="Times New Roman"/>
+          <w:b/>
+          <w:bCs/>
+          <w:sz w:val="36"/>
+          <w:szCs w:val="36"/>
+          <w:lang w:val="en-US"/>
+        </w:rPr>
+        <w:t>s</w:t>
+      </w:r>
+      <w:r>
+        <w:rPr>
+          <w:rFonts w:ascii="Times New Roman" w:hAnsi="Times New Roman" w:cs="Times New Roman"/>
+          <w:b/>
+          <w:bCs/>
+          <w:sz w:val="36"/>
+          <w:szCs w:val="36"/>
+          <w:lang w:val="en-US"/>
+        </w:rPr>
+        <w:t>.</w:t>
       </w:r>
       <w:r>
         <w:rPr>
@@ -3370,31 +3360,7 @@
           <w:szCs w:val="36"/>
           <w:lang w:val="en-US"/>
         </w:rPr>
-        <w:t xml:space="preserve">Q.7. Write down the name of </w:t>
-      </w:r>
-      <w:proofErr w:type="spellStart"/>
-      <w:r>
-        <w:rPr>
-          <w:rFonts w:ascii="Times New Roman" w:hAnsi="Times New Roman" w:cs="Times New Roman"/>
-          <w:b/>
-          <w:bCs/>
-          <w:sz w:val="36"/>
-          <w:szCs w:val="36"/>
-          <w:lang w:val="en-US"/>
-        </w:rPr>
-        <w:t>colours</w:t>
-      </w:r>
-      <w:proofErr w:type="spellEnd"/>
-      <w:r>
-        <w:rPr>
-          <w:rFonts w:ascii="Times New Roman" w:hAnsi="Times New Roman" w:cs="Times New Roman"/>
-          <w:b/>
-          <w:bCs/>
-          <w:sz w:val="36"/>
-          <w:szCs w:val="36"/>
-          <w:lang w:val="en-US"/>
-        </w:rPr>
-        <w:t>.</w:t>
+        <w:t>Q.7. Write down the name of colours.</w:t>
       </w:r>
       <w:r>
         <w:rPr>
@@ -3878,445 +3844,6 @@
           <w:lang w:val="en-US"/>
         </w:rPr>
       </w:pPr>
-      <w:r>
-        <w:rPr>
-          <w:rFonts w:ascii="Times New Roman" w:hAnsi="Times New Roman" w:cs="Times New Roman"/>
-          <w:b/>
-          <w:bCs/>
-          <w:noProof/>
-          <w:sz w:val="36"/>
-          <w:szCs w:val="36"/>
-          <w:lang w:val="en-US"/>
-        </w:rPr>
-        <mc:AlternateContent>
-          <mc:Choice Requires="wps">
-            <w:drawing>
-              <wp:anchor distT="0" distB="0" distL="114300" distR="114300" simplePos="0" relativeHeight="251700224" behindDoc="0" locked="0" layoutInCell="1" allowOverlap="1" wp14:anchorId="43CDA6F0" wp14:editId="240108BF">
-                <wp:simplePos x="0" y="0"/>
-                <wp:positionH relativeFrom="column">
-                  <wp:posOffset>4324349</wp:posOffset>
-                </wp:positionH>
-                <wp:positionV relativeFrom="paragraph">
-                  <wp:posOffset>694055</wp:posOffset>
-                </wp:positionV>
-                <wp:extent cx="1438275" cy="0"/>
-                <wp:effectExtent l="0" t="0" r="0" b="0"/>
-                <wp:wrapNone/>
-                <wp:docPr id="1911044368" name="Straight Connector 46"/>
-                <wp:cNvGraphicFramePr/>
-                <a:graphic xmlns:a="http://schemas.openxmlformats.org/drawingml/2006/main">
-                  <a:graphicData uri="http://schemas.microsoft.com/office/word/2010/wordprocessingShape">
-                    <wps:wsp>
-                      <wps:cNvCnPr/>
-                      <wps:spPr>
-                        <a:xfrm flipH="1">
-                          <a:off x="0" y="0"/>
-                          <a:ext cx="1438275" cy="0"/>
-                        </a:xfrm>
-                        <a:prstGeom prst="line">
-                          <a:avLst/>
-                        </a:prstGeom>
-                      </wps:spPr>
-                      <wps:style>
-                        <a:lnRef idx="2">
-                          <a:schemeClr val="accent1"/>
-                        </a:lnRef>
-                        <a:fillRef idx="0">
-                          <a:schemeClr val="accent1"/>
-                        </a:fillRef>
-                        <a:effectRef idx="1">
-                          <a:schemeClr val="accent1"/>
-                        </a:effectRef>
-                        <a:fontRef idx="minor">
-                          <a:schemeClr val="tx1"/>
-                        </a:fontRef>
-                      </wps:style>
-                      <wps:bodyPr/>
-                    </wps:wsp>
-                  </a:graphicData>
-                </a:graphic>
-                <wp14:sizeRelH relativeFrom="margin">
-                  <wp14:pctWidth>0</wp14:pctWidth>
-                </wp14:sizeRelH>
-                <wp14:sizeRelV relativeFrom="margin">
-                  <wp14:pctHeight>0</wp14:pctHeight>
-                </wp14:sizeRelV>
-              </wp:anchor>
-            </w:drawing>
-          </mc:Choice>
-          <mc:Fallback>
-            <w:pict>
-              <v:line w14:anchorId="0A51782D" id="Straight Connector 46" o:spid="_x0000_s1026" style="position:absolute;flip:x;z-index:251700224;visibility:visible;mso-wrap-style:square;mso-width-percent:0;mso-height-percent:0;mso-wrap-distance-left:9pt;mso-wrap-distance-top:0;mso-wrap-distance-right:9pt;mso-wrap-distance-bottom:0;mso-position-horizontal:absolute;mso-position-horizontal-relative:text;mso-position-vertical:absolute;mso-position-vertical-relative:text;mso-width-percent:0;mso-height-percent:0;mso-width-relative:margin;mso-height-relative:margin" from="340.5pt,54.65pt" to="453.75pt,54.65pt" o:gfxdata="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" strokecolor="#156082 [3204]" strokeweight="1.5pt">
-                <v:stroke joinstyle="miter"/>
-              </v:line>
-            </w:pict>
-          </mc:Fallback>
-        </mc:AlternateContent>
-      </w:r>
-      <w:r>
-        <w:rPr>
-          <w:rFonts w:ascii="Times New Roman" w:hAnsi="Times New Roman" w:cs="Times New Roman"/>
-          <w:b/>
-          <w:bCs/>
-          <w:noProof/>
-          <w:sz w:val="36"/>
-          <w:szCs w:val="36"/>
-          <w:lang w:val="en-US"/>
-        </w:rPr>
-        <mc:AlternateContent>
-          <mc:Choice Requires="wps">
-            <w:drawing>
-              <wp:anchor distT="0" distB="0" distL="114300" distR="114300" simplePos="0" relativeHeight="251702272" behindDoc="0" locked="0" layoutInCell="1" allowOverlap="1" wp14:anchorId="09C60B52" wp14:editId="0DAD075C">
-                <wp:simplePos x="0" y="0"/>
-                <wp:positionH relativeFrom="column">
-                  <wp:posOffset>2674620</wp:posOffset>
-                </wp:positionH>
-                <wp:positionV relativeFrom="paragraph">
-                  <wp:posOffset>1173480</wp:posOffset>
-                </wp:positionV>
-                <wp:extent cx="1805940" cy="0"/>
-                <wp:effectExtent l="0" t="0" r="0" b="0"/>
-                <wp:wrapNone/>
-                <wp:docPr id="47474604" name="Straight Connector 48"/>
-                <wp:cNvGraphicFramePr/>
-                <a:graphic xmlns:a="http://schemas.openxmlformats.org/drawingml/2006/main">
-                  <a:graphicData uri="http://schemas.microsoft.com/office/word/2010/wordprocessingShape">
-                    <wps:wsp>
-                      <wps:cNvCnPr/>
-                      <wps:spPr>
-                        <a:xfrm flipH="1">
-                          <a:off x="0" y="0"/>
-                          <a:ext cx="1805940" cy="0"/>
-                        </a:xfrm>
-                        <a:prstGeom prst="line">
-                          <a:avLst/>
-                        </a:prstGeom>
-                      </wps:spPr>
-                      <wps:style>
-                        <a:lnRef idx="2">
-                          <a:schemeClr val="accent1"/>
-                        </a:lnRef>
-                        <a:fillRef idx="0">
-                          <a:schemeClr val="accent1"/>
-                        </a:fillRef>
-                        <a:effectRef idx="1">
-                          <a:schemeClr val="accent1"/>
-                        </a:effectRef>
-                        <a:fontRef idx="minor">
-                          <a:schemeClr val="tx1"/>
-                        </a:fontRef>
-                      </wps:style>
-                      <wps:bodyPr/>
-                    </wps:wsp>
-                  </a:graphicData>
-                </a:graphic>
-              </wp:anchor>
-            </w:drawing>
-          </mc:Choice>
-          <mc:Fallback>
-            <w:pict>
-              <v:line w14:anchorId="328514AA" id="Straight Connector 48" o:spid="_x0000_s1026" style="position:absolute;flip:x;z-index:251702272;visibility:visible;mso-wrap-style:square;mso-wrap-distance-left:9pt;mso-wrap-distance-top:0;mso-wrap-distance-right:9pt;mso-wrap-distance-bottom:0;mso-position-horizontal:absolute;mso-position-horizontal-relative:text;mso-position-vertical:absolute;mso-position-vertical-relative:text" from="210.6pt,92.4pt" to="352.8pt,92.4pt" o:gfxdata="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" strokecolor="#156082 [3204]" strokeweight="1.5pt">
-                <v:stroke joinstyle="miter"/>
-              </v:line>
-            </w:pict>
-          </mc:Fallback>
-        </mc:AlternateContent>
-      </w:r>
-      <w:r>
-        <w:rPr>
-          <w:rFonts w:ascii="Times New Roman" w:hAnsi="Times New Roman" w:cs="Times New Roman"/>
-          <w:b/>
-          <w:bCs/>
-          <w:noProof/>
-          <w:sz w:val="36"/>
-          <w:szCs w:val="36"/>
-          <w:lang w:val="en-US"/>
-        </w:rPr>
-        <mc:AlternateContent>
-          <mc:Choice Requires="wps">
-            <w:drawing>
-              <wp:anchor distT="0" distB="0" distL="114300" distR="114300" simplePos="0" relativeHeight="251701248" behindDoc="0" locked="0" layoutInCell="1" allowOverlap="1" wp14:anchorId="41FFFB3C" wp14:editId="229B6E2C">
-                <wp:simplePos x="0" y="0"/>
-                <wp:positionH relativeFrom="column">
-                  <wp:posOffset>563880</wp:posOffset>
-                </wp:positionH>
-                <wp:positionV relativeFrom="paragraph">
-                  <wp:posOffset>1135380</wp:posOffset>
-                </wp:positionV>
-                <wp:extent cx="1729740" cy="0"/>
-                <wp:effectExtent l="0" t="0" r="0" b="0"/>
-                <wp:wrapNone/>
-                <wp:docPr id="828186019" name="Straight Connector 47"/>
-                <wp:cNvGraphicFramePr/>
-                <a:graphic xmlns:a="http://schemas.openxmlformats.org/drawingml/2006/main">
-                  <a:graphicData uri="http://schemas.microsoft.com/office/word/2010/wordprocessingShape">
-                    <wps:wsp>
-                      <wps:cNvCnPr/>
-                      <wps:spPr>
-                        <a:xfrm>
-                          <a:off x="0" y="0"/>
-                          <a:ext cx="1729740" cy="0"/>
-                        </a:xfrm>
-                        <a:prstGeom prst="line">
-                          <a:avLst/>
-                        </a:prstGeom>
-                      </wps:spPr>
-                      <wps:style>
-                        <a:lnRef idx="2">
-                          <a:schemeClr val="accent1"/>
-                        </a:lnRef>
-                        <a:fillRef idx="0">
-                          <a:schemeClr val="accent1"/>
-                        </a:fillRef>
-                        <a:effectRef idx="1">
-                          <a:schemeClr val="accent1"/>
-                        </a:effectRef>
-                        <a:fontRef idx="minor">
-                          <a:schemeClr val="tx1"/>
-                        </a:fontRef>
-                      </wps:style>
-                      <wps:bodyPr/>
-                    </wps:wsp>
-                  </a:graphicData>
-                </a:graphic>
-              </wp:anchor>
-            </w:drawing>
-          </mc:Choice>
-          <mc:Fallback>
-            <w:pict>
-              <v:line w14:anchorId="6DD8F234" id="Straight Connector 47" o:spid="_x0000_s1026" style="position:absolute;z-index:251701248;visibility:visible;mso-wrap-style:square;mso-wrap-distance-left:9pt;mso-wrap-distance-top:0;mso-wrap-distance-right:9pt;mso-wrap-distance-bottom:0;mso-position-horizontal:absolute;mso-position-horizontal-relative:text;mso-position-vertical:absolute;mso-position-vertical-relative:text" from="44.4pt,89.4pt" to="180.6pt,89.4pt" o:gfxdata="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" strokecolor="#156082 [3204]" strokeweight="1.5pt">
-                <v:stroke joinstyle="miter"/>
-              </v:line>
-            </w:pict>
-          </mc:Fallback>
-        </mc:AlternateContent>
-      </w:r>
-      <w:r>
-        <w:rPr>
-          <w:rFonts w:ascii="Times New Roman" w:hAnsi="Times New Roman" w:cs="Times New Roman"/>
-          <w:b/>
-          <w:bCs/>
-          <w:noProof/>
-          <w:sz w:val="36"/>
-          <w:szCs w:val="36"/>
-          <w:lang w:val="en-US"/>
-        </w:rPr>
-        <mc:AlternateContent>
-          <mc:Choice Requires="wps">
-            <w:drawing>
-              <wp:anchor distT="0" distB="0" distL="114300" distR="114300" simplePos="0" relativeHeight="251699200" behindDoc="0" locked="0" layoutInCell="1" allowOverlap="1" wp14:anchorId="251A1E1D" wp14:editId="760201BE">
-                <wp:simplePos x="0" y="0"/>
-                <wp:positionH relativeFrom="column">
-                  <wp:posOffset>2522220</wp:posOffset>
-                </wp:positionH>
-                <wp:positionV relativeFrom="paragraph">
-                  <wp:posOffset>655320</wp:posOffset>
-                </wp:positionV>
-                <wp:extent cx="1478280" cy="0"/>
-                <wp:effectExtent l="0" t="0" r="0" b="0"/>
-                <wp:wrapNone/>
-                <wp:docPr id="1456143927" name="Straight Connector 45"/>
-                <wp:cNvGraphicFramePr/>
-                <a:graphic xmlns:a="http://schemas.openxmlformats.org/drawingml/2006/main">
-                  <a:graphicData uri="http://schemas.microsoft.com/office/word/2010/wordprocessingShape">
-                    <wps:wsp>
-                      <wps:cNvCnPr/>
-                      <wps:spPr>
-                        <a:xfrm flipH="1">
-                          <a:off x="0" y="0"/>
-                          <a:ext cx="1478280" cy="0"/>
-                        </a:xfrm>
-                        <a:prstGeom prst="line">
-                          <a:avLst/>
-                        </a:prstGeom>
-                      </wps:spPr>
-                      <wps:style>
-                        <a:lnRef idx="2">
-                          <a:schemeClr val="accent1"/>
-                        </a:lnRef>
-                        <a:fillRef idx="0">
-                          <a:schemeClr val="accent1"/>
-                        </a:fillRef>
-                        <a:effectRef idx="1">
-                          <a:schemeClr val="accent1"/>
-                        </a:effectRef>
-                        <a:fontRef idx="minor">
-                          <a:schemeClr val="tx1"/>
-                        </a:fontRef>
-                      </wps:style>
-                      <wps:bodyPr/>
-                    </wps:wsp>
-                  </a:graphicData>
-                </a:graphic>
-              </wp:anchor>
-            </w:drawing>
-          </mc:Choice>
-          <mc:Fallback>
-            <w:pict>
-              <v:line w14:anchorId="12E4722C" id="Straight Connector 45" o:spid="_x0000_s1026" style="position:absolute;flip:x;z-index:251699200;visibility:visible;mso-wrap-style:square;mso-wrap-distance-left:9pt;mso-wrap-distance-top:0;mso-wrap-distance-right:9pt;mso-wrap-distance-bottom:0;mso-position-horizontal:absolute;mso-position-horizontal-relative:text;mso-position-vertical:absolute;mso-position-vertical-relative:text" from="198.6pt,51.6pt" to="315pt,51.6pt" o:gfxdata="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" strokecolor="#156082 [3204]" strokeweight="1.5pt">
-                <v:stroke joinstyle="miter"/>
-              </v:line>
-            </w:pict>
-          </mc:Fallback>
-        </mc:AlternateContent>
-      </w:r>
-      <w:r>
-        <w:rPr>
-          <w:rFonts w:ascii="Times New Roman" w:hAnsi="Times New Roman" w:cs="Times New Roman"/>
-          <w:b/>
-          <w:bCs/>
-          <w:noProof/>
-          <w:sz w:val="36"/>
-          <w:szCs w:val="36"/>
-          <w:lang w:val="en-US"/>
-        </w:rPr>
-        <mc:AlternateContent>
-          <mc:Choice Requires="wps">
-            <w:drawing>
-              <wp:anchor distT="0" distB="0" distL="114300" distR="114300" simplePos="0" relativeHeight="251698176" behindDoc="0" locked="0" layoutInCell="1" allowOverlap="1" wp14:anchorId="4609D39A" wp14:editId="0207A546">
-                <wp:simplePos x="0" y="0"/>
-                <wp:positionH relativeFrom="column">
-                  <wp:posOffset>495300</wp:posOffset>
-                </wp:positionH>
-                <wp:positionV relativeFrom="paragraph">
-                  <wp:posOffset>601980</wp:posOffset>
-                </wp:positionV>
-                <wp:extent cx="1531620" cy="0"/>
-                <wp:effectExtent l="0" t="0" r="0" b="0"/>
-                <wp:wrapNone/>
-                <wp:docPr id="1795515917" name="Straight Connector 44"/>
-                <wp:cNvGraphicFramePr/>
-                <a:graphic xmlns:a="http://schemas.openxmlformats.org/drawingml/2006/main">
-                  <a:graphicData uri="http://schemas.microsoft.com/office/word/2010/wordprocessingShape">
-                    <wps:wsp>
-                      <wps:cNvCnPr/>
-                      <wps:spPr>
-                        <a:xfrm>
-                          <a:off x="0" y="0"/>
-                          <a:ext cx="1531620" cy="0"/>
-                        </a:xfrm>
-                        <a:prstGeom prst="line">
-                          <a:avLst/>
-                        </a:prstGeom>
-                      </wps:spPr>
-                      <wps:style>
-                        <a:lnRef idx="2">
-                          <a:schemeClr val="accent1"/>
-                        </a:lnRef>
-                        <a:fillRef idx="0">
-                          <a:schemeClr val="accent1"/>
-                        </a:fillRef>
-                        <a:effectRef idx="1">
-                          <a:schemeClr val="accent1"/>
-                        </a:effectRef>
-                        <a:fontRef idx="minor">
-                          <a:schemeClr val="tx1"/>
-                        </a:fontRef>
-                      </wps:style>
-                      <wps:bodyPr/>
-                    </wps:wsp>
-                  </a:graphicData>
-                </a:graphic>
-              </wp:anchor>
-            </w:drawing>
-          </mc:Choice>
-          <mc:Fallback>
-            <w:pict>
-              <v:line w14:anchorId="44794F03" id="Straight Connector 44" o:spid="_x0000_s1026" style="position:absolute;z-index:251698176;visibility:visible;mso-wrap-style:square;mso-wrap-distance-left:9pt;mso-wrap-distance-top:0;mso-wrap-distance-right:9pt;mso-wrap-distance-bottom:0;mso-position-horizontal:absolute;mso-position-horizontal-relative:text;mso-position-vertical:absolute;mso-position-vertical-relative:text" from="39pt,47.4pt" to="159.6pt,47.4pt" o:gfxdata="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" strokecolor="#156082 [3204]" strokeweight="1.5pt">
-                <v:stroke joinstyle="miter"/>
-              </v:line>
-            </w:pict>
-          </mc:Fallback>
-        </mc:AlternateContent>
-      </w:r>
-      <w:r>
-        <w:rPr>
-          <w:rFonts w:ascii="Times New Roman" w:hAnsi="Times New Roman" w:cs="Times New Roman"/>
-          <w:b/>
-          <w:bCs/>
-          <w:sz w:val="36"/>
-          <w:szCs w:val="36"/>
-          <w:lang w:val="en-US"/>
-        </w:rPr>
-        <w:t>Q.8. Write down the name of fruits.</w:t>
-      </w:r>
-      <w:r>
-        <w:rPr>
-          <w:rFonts w:ascii="Times New Roman" w:hAnsi="Times New Roman" w:cs="Times New Roman"/>
-          <w:b/>
-          <w:bCs/>
-          <w:sz w:val="36"/>
-          <w:szCs w:val="36"/>
-          <w:lang w:val="en-US"/>
-        </w:rPr>
-        <w:tab/>
-      </w:r>
-      <w:r>
-        <w:rPr>
-          <w:rFonts w:ascii="Times New Roman" w:hAnsi="Times New Roman" w:cs="Times New Roman"/>
-          <w:b/>
-          <w:bCs/>
-          <w:sz w:val="36"/>
-          <w:szCs w:val="36"/>
-          <w:lang w:val="en-US"/>
-        </w:rPr>
-        <w:tab/>
-      </w:r>
-      <w:r>
-        <w:rPr>
-          <w:rFonts w:ascii="Times New Roman" w:hAnsi="Times New Roman" w:cs="Times New Roman"/>
-          <w:b/>
-          <w:bCs/>
-          <w:sz w:val="36"/>
-          <w:szCs w:val="36"/>
-          <w:lang w:val="en-US"/>
-        </w:rPr>
-        <w:tab/>
-      </w:r>
-      <w:r>
-        <w:rPr>
-          <w:rFonts w:ascii="Times New Roman" w:hAnsi="Times New Roman" w:cs="Times New Roman"/>
-          <w:b/>
-          <w:bCs/>
-          <w:sz w:val="36"/>
-          <w:szCs w:val="36"/>
-          <w:lang w:val="en-US"/>
-        </w:rPr>
-        <w:tab/>
-      </w:r>
-      <w:r>
-        <w:rPr>
-          <w:rFonts w:ascii="Times New Roman" w:hAnsi="Times New Roman" w:cs="Times New Roman"/>
-          <w:b/>
-          <w:bCs/>
-          <w:sz w:val="36"/>
-          <w:szCs w:val="36"/>
-          <w:lang w:val="en-US"/>
-        </w:rPr>
-        <w:tab/>
-      </w:r>
-      <w:r>
-        <w:rPr>
-          <w:rFonts w:ascii="Times New Roman" w:hAnsi="Times New Roman" w:cs="Times New Roman"/>
-          <w:b/>
-          <w:bCs/>
-          <w:sz w:val="36"/>
-          <w:szCs w:val="36"/>
-          <w:lang w:val="en-US"/>
-        </w:rPr>
-        <w:tab/>
-      </w:r>
-      <w:r>
-        <w:rPr>
-          <w:rFonts w:ascii="Times New Roman" w:hAnsi="Times New Roman" w:cs="Times New Roman"/>
-          <w:b/>
-          <w:bCs/>
-          <w:sz w:val="36"/>
-          <w:szCs w:val="36"/>
-          <w:lang w:val="en-US"/>
-        </w:rPr>
-        <w:t>[5]</w:t>
-      </w:r>
     </w:p>
     <w:p>
       <w:pPr>
@@ -4339,7 +3866,29 @@
           <w:lang w:val="en-US"/>
         </w:rPr>
         <w:lastRenderedPageBreak/>
-        <w:t>Q.9.Answers the following questions in one word.</w:t>
+        <w:t>Q.</w:t>
+      </w:r>
+      <w:r>
+        <w:rPr>
+          <w:rFonts w:ascii="Times New Roman" w:hAnsi="Times New Roman" w:cs="Times New Roman"/>
+          <w:b/>
+          <w:bCs/>
+          <w:sz w:val="36"/>
+          <w:szCs w:val="36"/>
+          <w:lang w:val="en-US"/>
+        </w:rPr>
+        <w:t>8</w:t>
+      </w:r>
+      <w:r>
+        <w:rPr>
+          <w:rFonts w:ascii="Times New Roman" w:hAnsi="Times New Roman" w:cs="Times New Roman"/>
+          <w:b/>
+          <w:bCs/>
+          <w:sz w:val="36"/>
+          <w:szCs w:val="36"/>
+          <w:lang w:val="en-US"/>
+        </w:rPr>
+        <w:t>.Answers the following questions in one word.</w:t>
       </w:r>
       <w:r>
         <w:rPr>
@@ -5065,7 +4614,29 @@
           <w:szCs w:val="36"/>
           <w:lang w:val="en-US"/>
         </w:rPr>
-        <w:t>Q.10. Write the name of parts of house.</w:t>
+        <w:t>Q.</w:t>
+      </w:r>
+      <w:r>
+        <w:rPr>
+          <w:rFonts w:ascii="Times New Roman" w:hAnsi="Times New Roman" w:cs="Times New Roman"/>
+          <w:b/>
+          <w:bCs/>
+          <w:sz w:val="36"/>
+          <w:szCs w:val="36"/>
+          <w:lang w:val="en-US"/>
+        </w:rPr>
+        <w:t>9</w:t>
+      </w:r>
+      <w:r>
+        <w:rPr>
+          <w:rFonts w:ascii="Times New Roman" w:hAnsi="Times New Roman" w:cs="Times New Roman"/>
+          <w:b/>
+          <w:bCs/>
+          <w:sz w:val="36"/>
+          <w:szCs w:val="36"/>
+          <w:lang w:val="en-US"/>
+        </w:rPr>
+        <w:t>. Write the name of parts of house.</w:t>
       </w:r>
       <w:r>
         <w:rPr>
@@ -6025,7 +5596,79 @@
           <w:lang w:val="en-US"/>
         </w:rPr>
         <w:lastRenderedPageBreak/>
-        <w:t>Q.11.Match the followings animal with their home.</w:t>
+        <w:t>Q.1</w:t>
+      </w:r>
+      <w:r>
+        <w:rPr>
+          <w:rFonts w:ascii="Times New Roman" w:hAnsi="Times New Roman" w:cs="Times New Roman"/>
+          <w:b/>
+          <w:bCs/>
+          <w:noProof/>
+          <w:sz w:val="36"/>
+          <w:szCs w:val="36"/>
+          <w:lang w:val="en-US"/>
+        </w:rPr>
+        <w:t>0</w:t>
+      </w:r>
+      <w:r>
+        <w:rPr>
+          <w:rFonts w:ascii="Times New Roman" w:hAnsi="Times New Roman" w:cs="Times New Roman"/>
+          <w:b/>
+          <w:bCs/>
+          <w:noProof/>
+          <w:sz w:val="36"/>
+          <w:szCs w:val="36"/>
+          <w:lang w:val="en-US"/>
+        </w:rPr>
+        <w:t xml:space="preserve">.Match the following </w:t>
+      </w:r>
+      <w:r>
+        <w:rPr>
+          <w:rFonts w:ascii="Times New Roman" w:hAnsi="Times New Roman" w:cs="Times New Roman"/>
+          <w:b/>
+          <w:bCs/>
+          <w:noProof/>
+          <w:sz w:val="36"/>
+          <w:szCs w:val="36"/>
+          <w:lang w:val="en-US"/>
+        </w:rPr>
+        <w:t>(</w:t>
+      </w:r>
+      <w:r>
+        <w:rPr>
+          <w:rFonts w:ascii="Times New Roman" w:hAnsi="Times New Roman" w:cs="Times New Roman"/>
+          <w:b/>
+          <w:bCs/>
+          <w:noProof/>
+          <w:sz w:val="36"/>
+          <w:szCs w:val="36"/>
+          <w:lang w:val="en-US"/>
+        </w:rPr>
+        <w:t>animal with their home</w:t>
+      </w:r>
+      <w:r>
+        <w:rPr>
+          <w:rFonts w:ascii="Times New Roman" w:hAnsi="Times New Roman" w:cs="Times New Roman"/>
+          <w:b/>
+          <w:bCs/>
+          <w:noProof/>
+          <w:sz w:val="36"/>
+          <w:szCs w:val="36"/>
+          <w:lang w:val="en-US"/>
+        </w:rPr>
+        <w:t>)</w:t>
+      </w:r>
+      <w:r>
+        <w:rPr>
+          <w:rFonts w:ascii="Times New Roman" w:hAnsi="Times New Roman" w:cs="Times New Roman"/>
+          <w:b/>
+          <w:bCs/>
+          <w:noProof/>
+          <w:sz w:val="36"/>
+          <w:szCs w:val="36"/>
+          <w:lang w:val="en-US"/>
+        </w:rPr>
+        <w:t>.</w:t>
       </w:r>
       <w:r>
         <w:rPr>
@@ -6243,7 +5886,125 @@
           <w:szCs w:val="36"/>
           <w:lang w:val="en-US"/>
         </w:rPr>
-        <w:t xml:space="preserve"> Q.12. Tick the good habbit and cross the bad habbit</w:t>
+        <w:t xml:space="preserve"> Q.1</w:t>
+      </w:r>
+      <w:r>
+        <w:rPr>
+          <w:rFonts w:ascii="Times New Roman" w:hAnsi="Times New Roman" w:cs="Times New Roman"/>
+          <w:b/>
+          <w:bCs/>
+          <w:noProof/>
+          <w:sz w:val="36"/>
+          <w:szCs w:val="36"/>
+          <w:lang w:val="en-US"/>
+        </w:rPr>
+        <w:t>1</w:t>
+      </w:r>
+      <w:r>
+        <w:rPr>
+          <w:rFonts w:ascii="Times New Roman" w:hAnsi="Times New Roman" w:cs="Times New Roman"/>
+          <w:b/>
+          <w:bCs/>
+          <w:noProof/>
+          <w:sz w:val="36"/>
+          <w:szCs w:val="36"/>
+          <w:lang w:val="en-US"/>
+        </w:rPr>
+        <w:t>. Tick</w:t>
+      </w:r>
+      <w:r>
+        <w:rPr>
+          <w:rFonts w:ascii="Times New Roman" w:hAnsi="Times New Roman" w:cs="Times New Roman"/>
+          <w:b/>
+          <w:bCs/>
+          <w:noProof/>
+          <w:sz w:val="36"/>
+          <w:szCs w:val="36"/>
+          <w:lang w:val="en-US"/>
+        </w:rPr>
+        <w:t xml:space="preserve"> (</w:t>
+      </w:r>
+      <w:r>
+        <w:rPr>
+          <w:rFonts w:ascii="Segoe UI Symbol" w:hAnsi="Segoe UI Symbol" w:cs="Segoe UI Symbol"/>
+          <w:b/>
+          <w:bCs/>
+          <w:noProof/>
+          <w:sz w:val="36"/>
+          <w:szCs w:val="36"/>
+          <w:lang w:val="en-US"/>
+        </w:rPr>
+        <w:t>✔</w:t>
+      </w:r>
+      <w:r>
+        <w:rPr>
+          <w:rFonts w:ascii="Times New Roman" w:hAnsi="Times New Roman" w:cs="Times New Roman"/>
+          <w:b/>
+          <w:bCs/>
+          <w:noProof/>
+          <w:sz w:val="36"/>
+          <w:szCs w:val="36"/>
+          <w:lang w:val="en-US"/>
+        </w:rPr>
+        <w:t>)</w:t>
+      </w:r>
+      <w:r>
+        <w:rPr>
+          <w:rFonts w:ascii="Times New Roman" w:hAnsi="Times New Roman" w:cs="Times New Roman"/>
+          <w:b/>
+          <w:bCs/>
+          <w:noProof/>
+          <w:sz w:val="36"/>
+          <w:szCs w:val="36"/>
+          <w:lang w:val="en-US"/>
+        </w:rPr>
+        <w:t xml:space="preserve"> the good habbit and cross </w:t>
+      </w:r>
+      <w:r>
+        <w:rPr>
+          <w:rFonts w:ascii="Times New Roman" w:hAnsi="Times New Roman" w:cs="Times New Roman"/>
+          <w:b/>
+          <w:bCs/>
+          <w:noProof/>
+          <w:sz w:val="36"/>
+          <w:szCs w:val="36"/>
+          <w:lang w:val="en-US"/>
+        </w:rPr>
+        <w:t xml:space="preserve"> (</w:t>
+      </w:r>
+      <w:r>
+        <w:rPr>
+          <w:rFonts w:ascii="Segoe UI Emoji" w:hAnsi="Segoe UI Emoji" w:cs="Segoe UI Emoji"/>
+          <w:b/>
+          <w:bCs/>
+          <w:noProof/>
+          <w:lang w:val="en-US"/>
+        </w:rPr>
+        <w:t>❌</w:t>
+      </w:r>
+      <w:r>
+        <w:rPr>
+          <w:rFonts w:ascii="Times New Roman" w:hAnsi="Times New Roman" w:cs="Times New Roman"/>
+          <w:b/>
+          <w:bCs/>
+          <w:noProof/>
+          <w:sz w:val="36"/>
+          <w:szCs w:val="36"/>
+          <w:lang w:val="en-US"/>
+        </w:rPr>
+        <w:t>)</w:t>
+      </w:r>
+      <w:r>
+        <w:rPr>
+          <w:rFonts w:ascii="Times New Roman" w:hAnsi="Times New Roman" w:cs="Times New Roman"/>
+          <w:b/>
+          <w:bCs/>
+          <w:noProof/>
+          <w:sz w:val="36"/>
+          <w:szCs w:val="36"/>
+          <w:lang w:val="en-US"/>
+        </w:rPr>
+        <w:t>the bad habbit</w:t>
       </w:r>
       <w:r>
         <w:rPr>
@@ -6267,19 +6028,7 @@
           <w:szCs w:val="36"/>
           <w:lang w:val="en-US"/>
         </w:rPr>
-        <w:tab/>
-      </w:r>
-      <w:r>
-        <w:rPr>
-          <w:rFonts w:ascii="Times New Roman" w:hAnsi="Times New Roman" w:cs="Times New Roman"/>
-          <w:b/>
-          <w:bCs/>
-          <w:noProof/>
-          <w:sz w:val="36"/>
-          <w:szCs w:val="36"/>
-          <w:lang w:val="en-US"/>
-        </w:rPr>
-        <w:tab/>
+        <w:t xml:space="preserve">       </w:t>
       </w:r>
       <w:r>
         <w:rPr>
@@ -6323,7 +6072,17 @@
           <w:szCs w:val="36"/>
           <w:lang w:val="en-US"/>
         </w:rPr>
-        <w:t>helping friends.</w:t>
+        <w:t>H</w:t>
+      </w:r>
+      <w:r>
+        <w:rPr>
+          <w:rFonts w:ascii="Times New Roman" w:hAnsi="Times New Roman" w:cs="Times New Roman"/>
+          <w:noProof/>
+          <w:sz w:val="36"/>
+          <w:szCs w:val="36"/>
+          <w:lang w:val="en-US"/>
+        </w:rPr>
+        <w:t>elping friends.</w:t>
       </w:r>
       <w:r>
         <w:rPr>
@@ -6375,7 +6134,17 @@
           <w:szCs w:val="36"/>
           <w:lang w:val="en-US"/>
         </w:rPr>
-        <w:t>walk in line.</w:t>
+        <w:t>W</w:t>
+      </w:r>
+      <w:r>
+        <w:rPr>
+          <w:rFonts w:ascii="Times New Roman" w:hAnsi="Times New Roman" w:cs="Times New Roman"/>
+          <w:noProof/>
+          <w:sz w:val="36"/>
+          <w:szCs w:val="36"/>
+          <w:lang w:val="en-US"/>
+        </w:rPr>
+        <w:t>alk in line.</w:t>
       </w:r>
       <w:r>
         <w:rPr>
@@ -6427,7 +6196,17 @@
           <w:szCs w:val="36"/>
           <w:lang w:val="en-US"/>
         </w:rPr>
-        <w:t>eating junk food.</w:t>
+        <w:t>E</w:t>
+      </w:r>
+      <w:r>
+        <w:rPr>
+          <w:rFonts w:ascii="Times New Roman" w:hAnsi="Times New Roman" w:cs="Times New Roman"/>
+          <w:noProof/>
+          <w:sz w:val="36"/>
+          <w:szCs w:val="36"/>
+          <w:lang w:val="en-US"/>
+        </w:rPr>
+        <w:t>ating junk food.</w:t>
       </w:r>
       <w:r>
         <w:rPr>
@@ -6479,7 +6258,17 @@
           <w:szCs w:val="36"/>
           <w:lang w:val="en-US"/>
         </w:rPr>
-        <w:t>fighting with friends.</w:t>
+        <w:t>F</w:t>
+      </w:r>
+      <w:r>
+        <w:rPr>
+          <w:rFonts w:ascii="Times New Roman" w:hAnsi="Times New Roman" w:cs="Times New Roman"/>
+          <w:noProof/>
+          <w:sz w:val="36"/>
+          <w:szCs w:val="36"/>
+          <w:lang w:val="en-US"/>
+        </w:rPr>
+        <w:t>ighting with friends.</w:t>
       </w:r>
       <w:r>
         <w:rPr>
@@ -6531,7 +6320,17 @@
           <w:szCs w:val="36"/>
           <w:lang w:val="en-US"/>
         </w:rPr>
-        <w:t>cutting nail.</w:t>
+        <w:t>C</w:t>
+      </w:r>
+      <w:r>
+        <w:rPr>
+          <w:rFonts w:ascii="Times New Roman" w:hAnsi="Times New Roman" w:cs="Times New Roman"/>
+          <w:noProof/>
+          <w:sz w:val="36"/>
+          <w:szCs w:val="36"/>
+          <w:lang w:val="en-US"/>
+        </w:rPr>
+        <w:t>utting nail.</w:t>
       </w:r>
       <w:r>
         <w:rPr>
@@ -6583,7 +6382,17 @@
           <w:szCs w:val="36"/>
           <w:lang w:val="en-US"/>
         </w:rPr>
-        <w:t>watching mobile.</w:t>
+        <w:t>W</w:t>
+      </w:r>
+      <w:r>
+        <w:rPr>
+          <w:rFonts w:ascii="Times New Roman" w:hAnsi="Times New Roman" w:cs="Times New Roman"/>
+          <w:noProof/>
+          <w:sz w:val="36"/>
+          <w:szCs w:val="36"/>
+          <w:lang w:val="en-US"/>
+        </w:rPr>
+        <w:t>atching mobile.</w:t>
       </w:r>
       <w:r>
         <w:rPr>
